--- a/docs/technical/ahgReportsPlugin.docx
+++ b/docs/technical/ahgReportsPlugin.docx
@@ -2,32 +2,22 @@
 <file path=word/document.xml><?xml version="1.0" encoding="utf-8"?>
 <w:document xmlns:w="http://schemas.openxmlformats.org/wordprocessingml/2006/main" xmlns:m="http://schemas.openxmlformats.org/officeDocument/2006/math" xmlns:r="http://schemas.openxmlformats.org/officeDocument/2006/relationships" xmlns:o="urn:schemas-microsoft-com:office:office" xmlns:v="urn:schemas-microsoft-com:vml" xmlns:w10="urn:schemas-microsoft-com:office:word" xmlns:a="http://schemas.openxmlformats.org/drawingml/2006/main" xmlns:pic="http://schemas.openxmlformats.org/drawingml/2006/picture" xmlns:wp="http://schemas.openxmlformats.org/drawingml/2006/wordprocessingDrawing">
   <w:body>
-    <w:sdt>
-      <w:sdtPr>
-        <w:docPartObj>
-          <w:docPartGallery w:val="Table of Contents"/>
-          <w:docPartUnique/>
-        </w:docPartObj>
-      </w:sdtPr>
-      <w:sdtContent>
-        <w:p>
-          <w:pPr>
-            <w:pStyle w:val="TOCHeading"/>
-          </w:pPr>
-          <w:r>
-            <w:t xml:space="preserve">Table of Contents</w:t>
-          </w:r>
-        </w:p>
-        <w:p>
-          <w:r>
-            <w:fldChar w:fldCharType="begin" w:dirty="true"/>
-            <w:instrText xml:space="preserve">TOC \o "1-3" \h \z \u</w:instrText>
-            <w:fldChar w:fldCharType="separate"/>
-            <w:fldChar w:fldCharType="end"/>
-          </w:r>
-        </w:p>
-      </w:sdtContent>
-    </w:sdt>
+    <w:p>
+      <w:pPr>
+        <w:pStyle w:val="Title"/>
+      </w:pPr>
+      <w:r>
+        <w:t xml:space="preserve">ahgReportsPlugin - Technical Documentation</w:t>
+      </w:r>
+    </w:p>
+    <w:p>
+      <w:pPr>
+        <w:pStyle w:val="Author"/>
+      </w:pPr>
+      <w:r>
+        <w:t xml:space="preserve">The Archive and Heritage Group (Pty) Ltd</w:t>
+      </w:r>
+    </w:p>
     <w:bookmarkStart w:id="54" w:name="X7b9f6f18e1d5b93fa1ee49b3587cf4f2ab86969"/>
     <w:p>
       <w:pPr>
@@ -130,526 +120,232 @@
     </w:p>
     <w:p>
       <w:pPr>
-        <w:pStyle w:val="SourceCode"/>
-      </w:pPr>
-      <w:r>
-        <w:rPr>
-          <w:rStyle w:val="VerbatimChar"/>
-        </w:rPr>
-        <w:t xml:space="preserve">+-----------------------------------------------------------------------+</w:t>
-      </w:r>
-      <w:r>
-        <w:br/>
-      </w:r>
-      <w:r>
-        <w:rPr>
-          <w:rStyle w:val="VerbatimChar"/>
-        </w:rPr>
-        <w:t xml:space="preserve">|                        ahgReportsPlugin                               |</w:t>
-      </w:r>
-      <w:r>
-        <w:br/>
-      </w:r>
-      <w:r>
-        <w:rPr>
-          <w:rStyle w:val="VerbatimChar"/>
-        </w:rPr>
-        <w:t xml:space="preserve">+-----------------------------------------------------------------------+</w:t>
-      </w:r>
-      <w:r>
-        <w:br/>
-      </w:r>
-      <w:r>
-        <w:rPr>
-          <w:rStyle w:val="VerbatimChar"/>
-        </w:rPr>
-        <w:t xml:space="preserve">|                                                                       |</w:t>
-      </w:r>
-      <w:r>
-        <w:br/>
-      </w:r>
-      <w:r>
-        <w:rPr>
-          <w:rStyle w:val="VerbatimChar"/>
-        </w:rPr>
-        <w:t xml:space="preserve">|  +---------------------------------------------------------------+   |</w:t>
-      </w:r>
-      <w:r>
-        <w:br/>
-      </w:r>
-      <w:r>
-        <w:rPr>
-          <w:rStyle w:val="VerbatimChar"/>
-        </w:rPr>
-        <w:t xml:space="preserve">|  |                    Plugin Configuration                        |   |</w:t>
-      </w:r>
-      <w:r>
-        <w:br/>
-      </w:r>
-      <w:r>
-        <w:rPr>
-          <w:rStyle w:val="VerbatimChar"/>
-        </w:rPr>
-        <w:t xml:space="preserve">|  |  ahgReportsPluginConfiguration.class.php                       |   |</w:t>
-      </w:r>
-      <w:r>
-        <w:br/>
-      </w:r>
-      <w:r>
-        <w:rPr>
-          <w:rStyle w:val="VerbatimChar"/>
-        </w:rPr>
-        <w:t xml:space="preserve">|  |  - Registers 'reports' module                                  |   |</w:t>
-      </w:r>
-      <w:r>
-        <w:br/>
-      </w:r>
-      <w:r>
-        <w:rPr>
-          <w:rStyle w:val="VerbatimChar"/>
-        </w:rPr>
-        <w:t xml:space="preserve">|  |  - Defines all report routes                                   |   |</w:t>
-      </w:r>
-      <w:r>
-        <w:br/>
-      </w:r>
-      <w:r>
-        <w:rPr>
-          <w:rStyle w:val="VerbatimChar"/>
-        </w:rPr>
-        <w:t xml:space="preserve">|  +---------------------------------------------------------------+   |</w:t>
-      </w:r>
-      <w:r>
-        <w:br/>
-      </w:r>
-      <w:r>
-        <w:rPr>
-          <w:rStyle w:val="VerbatimChar"/>
-        </w:rPr>
-        <w:t xml:space="preserve">|                              |                                        |</w:t>
-      </w:r>
-      <w:r>
-        <w:br/>
-      </w:r>
-      <w:r>
-        <w:rPr>
-          <w:rStyle w:val="VerbatimChar"/>
-        </w:rPr>
-        <w:t xml:space="preserve">|                              v                                        |</w:t>
-      </w:r>
-      <w:r>
-        <w:br/>
-      </w:r>
-      <w:r>
-        <w:rPr>
-          <w:rStyle w:val="VerbatimChar"/>
-        </w:rPr>
-        <w:t xml:space="preserve">|  +---------------------------------------------------------------+   |</w:t>
-      </w:r>
-      <w:r>
-        <w:br/>
-      </w:r>
-      <w:r>
-        <w:rPr>
-          <w:rStyle w:val="VerbatimChar"/>
-        </w:rPr>
-        <w:t xml:space="preserve">|  |                     Action Classes                             |   |</w:t>
-      </w:r>
-      <w:r>
-        <w:br/>
-      </w:r>
-      <w:r>
-        <w:rPr>
-          <w:rStyle w:val="VerbatimChar"/>
-        </w:rPr>
-        <w:t xml:space="preserve">|  |  BaseReportAction (abstract)                                   |   |</w:t>
-      </w:r>
-      <w:r>
-        <w:br/>
-      </w:r>
-      <w:r>
-        <w:rPr>
-          <w:rStyle w:val="VerbatimChar"/>
-        </w:rPr>
-        <w:t xml:space="preserve">|  |    |-- reportsActions (main controller)                        |   |</w:t>
-      </w:r>
-      <w:r>
-        <w:br/>
-      </w:r>
-      <w:r>
-        <w:rPr>
-          <w:rStyle w:val="VerbatimChar"/>
-        </w:rPr>
-        <w:t xml:space="preserve">|  |    |-- reportAction (dynamic report handler)                   |   |</w:t>
-      </w:r>
-      <w:r>
-        <w:br/>
-      </w:r>
-      <w:r>
-        <w:rPr>
-          <w:rStyle w:val="VerbatimChar"/>
-        </w:rPr>
-        <w:t xml:space="preserve">|  |    |-- reportsReportInformationObjectAction                    |   |</w:t>
-      </w:r>
-      <w:r>
-        <w:br/>
-      </w:r>
-      <w:r>
-        <w:rPr>
-          <w:rStyle w:val="VerbatimChar"/>
-        </w:rPr>
-        <w:t xml:space="preserve">|  |    |-- reportsReportAuthorityRecordAction                      |   |</w:t>
-      </w:r>
-      <w:r>
-        <w:br/>
-      </w:r>
-      <w:r>
-        <w:rPr>
-          <w:rStyle w:val="VerbatimChar"/>
-        </w:rPr>
-        <w:t xml:space="preserve">|  |    |-- reportsReportRepositoryAction                           |   |</w:t>
-      </w:r>
-      <w:r>
-        <w:br/>
-      </w:r>
-      <w:r>
-        <w:rPr>
-          <w:rStyle w:val="VerbatimChar"/>
-        </w:rPr>
-        <w:t xml:space="preserve">|  |    |-- reportsReportAccessionAction                            |   |</w:t>
-      </w:r>
-      <w:r>
-        <w:br/>
-      </w:r>
-      <w:r>
-        <w:rPr>
-          <w:rStyle w:val="VerbatimChar"/>
-        </w:rPr>
-        <w:t xml:space="preserve">|  |    |-- reportsReportPhysicalStorageAction                      |   |</w:t>
-      </w:r>
-      <w:r>
-        <w:br/>
-      </w:r>
-      <w:r>
-        <w:rPr>
-          <w:rStyle w:val="VerbatimChar"/>
-        </w:rPr>
-        <w:t xml:space="preserve">|  |    |-- reportsReportUserAction                                 |   |</w:t>
-      </w:r>
-      <w:r>
-        <w:br/>
-      </w:r>
-      <w:r>
-        <w:rPr>
-          <w:rStyle w:val="VerbatimChar"/>
-        </w:rPr>
-        <w:t xml:space="preserve">|  |    |-- reportsReportUpdatesAction                              |   |</w:t>
-      </w:r>
-      <w:r>
-        <w:br/>
-      </w:r>
-      <w:r>
-        <w:rPr>
-          <w:rStyle w:val="VerbatimChar"/>
-        </w:rPr>
-        <w:t xml:space="preserve">|  |    |-- reportsReportTaxonomyAction                             |   |</w:t>
-      </w:r>
-      <w:r>
-        <w:br/>
-      </w:r>
-      <w:r>
-        <w:rPr>
-          <w:rStyle w:val="VerbatimChar"/>
-        </w:rPr>
-        <w:t xml:space="preserve">|  |    +-- reportsreportSelectAction                               |   |</w:t>
-      </w:r>
-      <w:r>
-        <w:br/>
-      </w:r>
-      <w:r>
-        <w:rPr>
-          <w:rStyle w:val="VerbatimChar"/>
-        </w:rPr>
-        <w:t xml:space="preserve">|  +---------------------------------------------------------------+   |</w:t>
-      </w:r>
-      <w:r>
-        <w:br/>
-      </w:r>
-      <w:r>
-        <w:rPr>
-          <w:rStyle w:val="VerbatimChar"/>
-        </w:rPr>
-        <w:t xml:space="preserve">|                              |                                        |</w:t>
-      </w:r>
-      <w:r>
-        <w:br/>
-      </w:r>
-      <w:r>
-        <w:rPr>
-          <w:rStyle w:val="VerbatimChar"/>
-        </w:rPr>
-        <w:t xml:space="preserve">|                              v                                        |</w:t>
-      </w:r>
-      <w:r>
-        <w:br/>
-      </w:r>
-      <w:r>
-        <w:rPr>
-          <w:rStyle w:val="VerbatimChar"/>
-        </w:rPr>
-        <w:t xml:space="preserve">|  +---------------------------------------------------------------+   |</w:t>
-      </w:r>
-      <w:r>
-        <w:br/>
-      </w:r>
-      <w:r>
-        <w:rPr>
-          <w:rStyle w:val="VerbatimChar"/>
-        </w:rPr>
-        <w:t xml:space="preserve">|  |              Framework Report Services                         |   |</w:t>
-      </w:r>
-      <w:r>
-        <w:br/>
-      </w:r>
-      <w:r>
-        <w:rPr>
-          <w:rStyle w:val="VerbatimChar"/>
-        </w:rPr>
-        <w:t xml:space="preserve">|  |  AtomExtensions\Reports\Services\                              |   |</w:t>
-      </w:r>
-      <w:r>
-        <w:br/>
-      </w:r>
-      <w:r>
-        <w:rPr>
-          <w:rStyle w:val="VerbatimChar"/>
-        </w:rPr>
-        <w:t xml:space="preserve">|  |    - InformationObjectReportService                            |   |</w:t>
-      </w:r>
-      <w:r>
-        <w:br/>
-      </w:r>
-      <w:r>
-        <w:rPr>
-          <w:rStyle w:val="VerbatimChar"/>
-        </w:rPr>
-        <w:t xml:space="preserve">|  |    - AuthorityRecordReportService                              |   |</w:t>
-      </w:r>
-      <w:r>
-        <w:br/>
-      </w:r>
-      <w:r>
-        <w:rPr>
-          <w:rStyle w:val="VerbatimChar"/>
-        </w:rPr>
-        <w:t xml:space="preserve">|  |    - RepositoryReportService                                   |   |</w:t>
-      </w:r>
-      <w:r>
-        <w:br/>
-      </w:r>
-      <w:r>
-        <w:rPr>
-          <w:rStyle w:val="VerbatimChar"/>
-        </w:rPr>
-        <w:t xml:space="preserve">|  |    - AccessionReportService                                    |   |</w:t>
-      </w:r>
-      <w:r>
-        <w:br/>
-      </w:r>
-      <w:r>
-        <w:rPr>
-          <w:rStyle w:val="VerbatimChar"/>
-        </w:rPr>
-        <w:t xml:space="preserve">|  |    - PhysicalObjectReportService                               |   |</w:t>
-      </w:r>
-      <w:r>
-        <w:br/>
-      </w:r>
-      <w:r>
-        <w:rPr>
-          <w:rStyle w:val="VerbatimChar"/>
-        </w:rPr>
-        <w:t xml:space="preserve">|  |    - UpdatesReportService                                      |   |</w:t>
-      </w:r>
-      <w:r>
-        <w:br/>
-      </w:r>
-      <w:r>
-        <w:rPr>
-          <w:rStyle w:val="VerbatimChar"/>
-        </w:rPr>
-        <w:t xml:space="preserve">|  |    - DonorReportService                                        |   |</w:t>
-      </w:r>
-      <w:r>
-        <w:br/>
-      </w:r>
-      <w:r>
-        <w:rPr>
-          <w:rStyle w:val="VerbatimChar"/>
-        </w:rPr>
-        <w:t xml:space="preserve">|  +---------------------------------------------------------------+   |</w:t>
-      </w:r>
-      <w:r>
-        <w:br/>
-      </w:r>
-      <w:r>
-        <w:rPr>
-          <w:rStyle w:val="VerbatimChar"/>
-        </w:rPr>
-        <w:t xml:space="preserve">|                              |                                        |</w:t>
-      </w:r>
-      <w:r>
-        <w:br/>
-      </w:r>
-      <w:r>
-        <w:rPr>
-          <w:rStyle w:val="VerbatimChar"/>
-        </w:rPr>
-        <w:t xml:space="preserve">|                              v                                        |</w:t>
-      </w:r>
-      <w:r>
-        <w:br/>
-      </w:r>
-      <w:r>
-        <w:rPr>
-          <w:rStyle w:val="VerbatimChar"/>
-        </w:rPr>
-        <w:t xml:space="preserve">|  +---------------------------------------------------------------+   |</w:t>
-      </w:r>
-      <w:r>
-        <w:br/>
-      </w:r>
-      <w:r>
-        <w:rPr>
-          <w:rStyle w:val="VerbatimChar"/>
-        </w:rPr>
-        <w:t xml:space="preserve">|  |              Framework Repositories                            |   |</w:t>
-      </w:r>
-      <w:r>
-        <w:br/>
-      </w:r>
-      <w:r>
-        <w:rPr>
-          <w:rStyle w:val="VerbatimChar"/>
-        </w:rPr>
-        <w:t xml:space="preserve">|  |  AtomExtensions\Repositories\                                  |   |</w:t>
-      </w:r>
-      <w:r>
-        <w:br/>
-      </w:r>
-      <w:r>
-        <w:rPr>
-          <w:rStyle w:val="VerbatimChar"/>
-        </w:rPr>
-        <w:t xml:space="preserve">|  |    - InformationObjectRepository                               |   |</w:t>
-      </w:r>
-      <w:r>
-        <w:br/>
-      </w:r>
-      <w:r>
-        <w:rPr>
-          <w:rStyle w:val="VerbatimChar"/>
-        </w:rPr>
-        <w:t xml:space="preserve">|  |    - ActorRepository                                           |   |</w:t>
-      </w:r>
-      <w:r>
-        <w:br/>
-      </w:r>
-      <w:r>
-        <w:rPr>
-          <w:rStyle w:val="VerbatimChar"/>
-        </w:rPr>
-        <w:t xml:space="preserve">|  |    - RepositoryRepository                                      |   |</w:t>
-      </w:r>
-      <w:r>
-        <w:br/>
-      </w:r>
-      <w:r>
-        <w:rPr>
-          <w:rStyle w:val="VerbatimChar"/>
-        </w:rPr>
-        <w:t xml:space="preserve">|  |    - AccessionRepository                                       |   |</w:t>
-      </w:r>
-      <w:r>
-        <w:br/>
-      </w:r>
-      <w:r>
-        <w:rPr>
-          <w:rStyle w:val="VerbatimChar"/>
-        </w:rPr>
-        <w:t xml:space="preserve">|  |    - PhysicalObjectRepository                                  |   |</w:t>
-      </w:r>
-      <w:r>
-        <w:br/>
-      </w:r>
-      <w:r>
-        <w:rPr>
-          <w:rStyle w:val="VerbatimChar"/>
-        </w:rPr>
-        <w:t xml:space="preserve">|  +---------------------------------------------------------------+   |</w:t>
-      </w:r>
-      <w:r>
-        <w:br/>
-      </w:r>
-      <w:r>
-        <w:rPr>
-          <w:rStyle w:val="VerbatimChar"/>
-        </w:rPr>
-        <w:t xml:space="preserve">|                              |                                        |</w:t>
-      </w:r>
-      <w:r>
-        <w:br/>
-      </w:r>
-      <w:r>
-        <w:rPr>
-          <w:rStyle w:val="VerbatimChar"/>
-        </w:rPr>
-        <w:t xml:space="preserve">|                              v                                        |</w:t>
-      </w:r>
-      <w:r>
-        <w:br/>
-      </w:r>
-      <w:r>
-        <w:rPr>
-          <w:rStyle w:val="VerbatimChar"/>
-        </w:rPr>
-        <w:t xml:space="preserve">|  +---------------------------------------------------------------+   |</w:t>
-      </w:r>
-      <w:r>
-        <w:br/>
-      </w:r>
-      <w:r>
-        <w:rPr>
-          <w:rStyle w:val="VerbatimChar"/>
-        </w:rPr>
-        <w:t xml:space="preserve">|  |              Laravel Query Builder (Illuminate\Database)       |   |</w:t>
-      </w:r>
-      <w:r>
-        <w:br/>
-      </w:r>
-      <w:r>
-        <w:rPr>
-          <w:rStyle w:val="VerbatimChar"/>
-        </w:rPr>
-        <w:t xml:space="preserve">|  +---------------------------------------------------------------+   |</w:t>
-      </w:r>
-      <w:r>
-        <w:br/>
-      </w:r>
-      <w:r>
-        <w:rPr>
-          <w:rStyle w:val="VerbatimChar"/>
-        </w:rPr>
-        <w:t xml:space="preserve">|                                                                       |</w:t>
-      </w:r>
-      <w:r>
-        <w:br/>
-      </w:r>
-      <w:r>
-        <w:rPr>
-          <w:rStyle w:val="VerbatimChar"/>
-        </w:rPr>
-        <w:t xml:space="preserve">+-----------------------------------------------------------------------+</w:t>
+        <w:pStyle w:val="FirstParagraph"/>
+      </w:pPr>
+      <w:r>
+        <w:t xml:space="preserve">ahgReportsPlugin</w:t>
+      </w:r>
+      <w:r>
+        <w:t xml:space="preserve">Plugin</w:t>
+      </w:r>
+      <w:r>
+        <w:t xml:space="preserve">Configuration</w:t>
+      </w:r>
+      <w:r>
+        <w:t xml:space="preserve">ahgReportsPluginConfiguration.class.php</w:t>
+      </w:r>
+      <w:r>
+        <w:t xml:space="preserve">-</w:t>
+      </w:r>
+      <w:r>
+        <w:t xml:space="preserve">Registers</w:t>
+      </w:r>
+      <w:r>
+        <w:t xml:space="preserve">'reports'</w:t>
+      </w:r>
+      <w:r>
+        <w:t xml:space="preserve">module</w:t>
+      </w:r>
+      <w:r>
+        <w:t xml:space="preserve">-</w:t>
+      </w:r>
+      <w:r>
+        <w:t xml:space="preserve">Defines</w:t>
+      </w:r>
+      <w:r>
+        <w:t xml:space="preserve">all</w:t>
+      </w:r>
+      <w:r>
+        <w:t xml:space="preserve">report</w:t>
+      </w:r>
+      <w:r>
+        <w:t xml:space="preserve">routes</w:t>
+      </w:r>
+      <w:r>
+        <w:t xml:space="preserve">v</w:t>
+      </w:r>
+      <w:r>
+        <w:t xml:space="preserve">Action</w:t>
+      </w:r>
+      <w:r>
+        <w:t xml:space="preserve">Classes</w:t>
+      </w:r>
+      <w:r>
+        <w:t xml:space="preserve">BaseReportAction</w:t>
+      </w:r>
+      <w:r>
+        <w:t xml:space="preserve">(abstract)</w:t>
+      </w:r>
+      <w:r>
+        <w:t xml:space="preserve">reportsActions</w:t>
+      </w:r>
+      <w:r>
+        <w:t xml:space="preserve">(main</w:t>
+      </w:r>
+      <w:r>
+        <w:t xml:space="preserve">controller)</w:t>
+      </w:r>
+      <w:r>
+        <w:t xml:space="preserve">reportAction</w:t>
+      </w:r>
+      <w:r>
+        <w:t xml:space="preserve">(dynamic</w:t>
+      </w:r>
+      <w:r>
+        <w:t xml:space="preserve">report</w:t>
+      </w:r>
+      <w:r>
+        <w:t xml:space="preserve">handler)</w:t>
+      </w:r>
+      <w:r>
+        <w:t xml:space="preserve">reportsReportInformationObjectAction</w:t>
+      </w:r>
+      <w:r>
+        <w:t xml:space="preserve">reportsReportAuthorityRecordAction</w:t>
+      </w:r>
+      <w:r>
+        <w:t xml:space="preserve">reportsReportRepositoryAction</w:t>
+      </w:r>
+      <w:r>
+        <w:t xml:space="preserve">reportsReportAccessionAction</w:t>
+      </w:r>
+      <w:r>
+        <w:t xml:space="preserve">reportsReportPhysicalStorageAction</w:t>
+      </w:r>
+      <w:r>
+        <w:t xml:space="preserve">reportsReportUserAction</w:t>
+      </w:r>
+      <w:r>
+        <w:t xml:space="preserve">reportsReportUpdatesAction</w:t>
+      </w:r>
+      <w:r>
+        <w:t xml:space="preserve">reportsReportTaxonomyAction</w:t>
+      </w:r>
+      <w:r>
+        <w:t xml:space="preserve">reportsreportSelectAction</w:t>
+      </w:r>
+      <w:r>
+        <w:t xml:space="preserve">v</w:t>
+      </w:r>
+      <w:r>
+        <w:t xml:space="preserve">Framework</w:t>
+      </w:r>
+      <w:r>
+        <w:t xml:space="preserve">Report</w:t>
+      </w:r>
+      <w:r>
+        <w:t xml:space="preserve">Services</w:t>
+      </w:r>
+      <w:r>
+        <w:t xml:space="preserve">AtomExtensions</w:t>
+      </w:r>
+      <w:r>
+        <w:t xml:space="preserve">&lt;/text&gt;</w:t>
+      </w:r>
+      <w:r>
+        <w:t xml:space="preserve">-</w:t>
+      </w:r>
+      <w:r>
+        <w:t xml:space="preserve">InformationObjectReportService</w:t>
+      </w:r>
+      <w:r>
+        <w:t xml:space="preserve">-</w:t>
+      </w:r>
+      <w:r>
+        <w:t xml:space="preserve">AuthorityRecordReportService</w:t>
+      </w:r>
+      <w:r>
+        <w:t xml:space="preserve">-</w:t>
+      </w:r>
+      <w:r>
+        <w:t xml:space="preserve">RepositoryReportService</w:t>
+      </w:r>
+      <w:r>
+        <w:t xml:space="preserve">-</w:t>
+      </w:r>
+      <w:r>
+        <w:t xml:space="preserve">AccessionReportService</w:t>
+      </w:r>
+      <w:r>
+        <w:t xml:space="preserve">-</w:t>
+      </w:r>
+      <w:r>
+        <w:t xml:space="preserve">PhysicalObjectReportService</w:t>
+      </w:r>
+      <w:r>
+        <w:t xml:space="preserve">-</w:t>
+      </w:r>
+      <w:r>
+        <w:t xml:space="preserve">UpdatesReportService</w:t>
+      </w:r>
+      <w:r>
+        <w:t xml:space="preserve">-</w:t>
+      </w:r>
+      <w:r>
+        <w:t xml:space="preserve">DonorReportService</w:t>
+      </w:r>
+      <w:r>
+        <w:t xml:space="preserve">v</w:t>
+      </w:r>
+      <w:r>
+        <w:t xml:space="preserve">Framework</w:t>
+      </w:r>
+      <w:r>
+        <w:t xml:space="preserve">Repositories</w:t>
+      </w:r>
+      <w:r>
+        <w:t xml:space="preserve">AtomExtensions</w:t>
+      </w:r>
+      <w:r>
+        <w:t xml:space="preserve">&lt;/text&gt;</w:t>
+      </w:r>
+      <w:r>
+        <w:t xml:space="preserve">-</w:t>
+      </w:r>
+      <w:r>
+        <w:t xml:space="preserve">InformationObjectRepository</w:t>
+      </w:r>
+      <w:r>
+        <w:t xml:space="preserve">-</w:t>
+      </w:r>
+      <w:r>
+        <w:t xml:space="preserve">ActorRepository</w:t>
+      </w:r>
+      <w:r>
+        <w:t xml:space="preserve">-</w:t>
+      </w:r>
+      <w:r>
+        <w:t xml:space="preserve">RepositoryRepository</w:t>
+      </w:r>
+      <w:r>
+        <w:t xml:space="preserve">-</w:t>
+      </w:r>
+      <w:r>
+        <w:t xml:space="preserve">AccessionRepository</w:t>
+      </w:r>
+      <w:r>
+        <w:t xml:space="preserve">-</w:t>
+      </w:r>
+      <w:r>
+        <w:t xml:space="preserve">PhysicalObjectRepository</w:t>
+      </w:r>
+      <w:r>
+        <w:t xml:space="preserve">v</w:t>
+      </w:r>
+      <w:r>
+        <w:t xml:space="preserve">Laravel</w:t>
+      </w:r>
+      <w:r>
+        <w:t xml:space="preserve">Query</w:t>
+      </w:r>
+      <w:r>
+        <w:t xml:space="preserve">Builder</w:t>
+      </w:r>
+      <w:r>
+        <w:t xml:space="preserve">(Illuminate</w:t>
+      </w:r>
+      <w:r>
+        <w:t xml:space="preserve">)</w:t>
       </w:r>
     </w:p>
     <w:p>
@@ -671,427 +367,148 @@
     </w:p>
     <w:p>
       <w:pPr>
-        <w:pStyle w:val="SourceCode"/>
-      </w:pPr>
-      <w:r>
-        <w:rPr>
-          <w:rStyle w:val="VerbatimChar"/>
-        </w:rPr>
+        <w:pStyle w:val="FirstParagraph"/>
+      </w:pPr>
+      <w:r>
         <w:t xml:space="preserve">ahgReportsPlugin/</w:t>
       </w:r>
       <w:r>
-        <w:br/>
-      </w:r>
-      <w:r>
-        <w:rPr>
-          <w:rStyle w:val="VerbatimChar"/>
-        </w:rPr>
-        <w:t xml:space="preserve">+-- config/</w:t>
-      </w:r>
-      <w:r>
-        <w:br/>
-      </w:r>
-      <w:r>
-        <w:rPr>
-          <w:rStyle w:val="VerbatimChar"/>
-        </w:rPr>
-        <w:t xml:space="preserve">|   +-- ahgReportsPluginConfiguration.class.php</w:t>
-      </w:r>
-      <w:r>
-        <w:br/>
-      </w:r>
-      <w:r>
-        <w:rPr>
-          <w:rStyle w:val="VerbatimChar"/>
-        </w:rPr>
-        <w:t xml:space="preserve">+-- extension.json</w:t>
-      </w:r>
-      <w:r>
-        <w:br/>
-      </w:r>
-      <w:r>
-        <w:rPr>
-          <w:rStyle w:val="VerbatimChar"/>
-        </w:rPr>
-        <w:t xml:space="preserve">+-- modules/</w:t>
-      </w:r>
-      <w:r>
-        <w:br/>
-      </w:r>
-      <w:r>
-        <w:rPr>
-          <w:rStyle w:val="VerbatimChar"/>
-        </w:rPr>
-        <w:t xml:space="preserve">    +-- reports/</w:t>
-      </w:r>
-      <w:r>
-        <w:br/>
-      </w:r>
-      <w:r>
-        <w:rPr>
-          <w:rStyle w:val="VerbatimChar"/>
-        </w:rPr>
-        <w:t xml:space="preserve">        +-- actions/</w:t>
-      </w:r>
-      <w:r>
-        <w:br/>
-      </w:r>
-      <w:r>
-        <w:rPr>
-          <w:rStyle w:val="VerbatimChar"/>
-        </w:rPr>
-        <w:t xml:space="preserve">        |   +-- actions.class.php</w:t>
-      </w:r>
-      <w:r>
-        <w:br/>
-      </w:r>
-      <w:r>
-        <w:rPr>
-          <w:rStyle w:val="VerbatimChar"/>
-        </w:rPr>
-        <w:t xml:space="preserve">        |   +-- reportAction.class.php</w:t>
-      </w:r>
-      <w:r>
-        <w:br/>
-      </w:r>
-      <w:r>
-        <w:rPr>
-          <w:rStyle w:val="VerbatimChar"/>
-        </w:rPr>
-        <w:t xml:space="preserve">        |   +-- reportAccessionAction.class.php</w:t>
-      </w:r>
-      <w:r>
-        <w:br/>
-      </w:r>
-      <w:r>
-        <w:rPr>
-          <w:rStyle w:val="VerbatimChar"/>
-        </w:rPr>
-        <w:t xml:space="preserve">        |   +-- reportAuthorityRecordAction.class.php</w:t>
-      </w:r>
-      <w:r>
-        <w:br/>
-      </w:r>
-      <w:r>
-        <w:rPr>
-          <w:rStyle w:val="VerbatimChar"/>
-        </w:rPr>
-        <w:t xml:space="preserve">        |   +-- reportDonorAction.class.php</w:t>
-      </w:r>
-      <w:r>
-        <w:br/>
-      </w:r>
-      <w:r>
-        <w:rPr>
-          <w:rStyle w:val="VerbatimChar"/>
-        </w:rPr>
-        <w:t xml:space="preserve">        |   +-- reportInformationObjectAction.class.php</w:t>
-      </w:r>
-      <w:r>
-        <w:br/>
-      </w:r>
-      <w:r>
-        <w:rPr>
-          <w:rStyle w:val="VerbatimChar"/>
-        </w:rPr>
-        <w:t xml:space="preserve">        |   +-- reportPhysicalStorageAction.class.php</w:t>
-      </w:r>
-      <w:r>
-        <w:br/>
-      </w:r>
-      <w:r>
-        <w:rPr>
-          <w:rStyle w:val="VerbatimChar"/>
-        </w:rPr>
-        <w:t xml:space="preserve">        |   +-- reportRepositoryAction.class.php</w:t>
-      </w:r>
-      <w:r>
-        <w:br/>
-      </w:r>
-      <w:r>
-        <w:rPr>
-          <w:rStyle w:val="VerbatimChar"/>
-        </w:rPr>
-        <w:t xml:space="preserve">        |   +-- reportSelectAction.class.php</w:t>
-      </w:r>
-      <w:r>
-        <w:br/>
-      </w:r>
-      <w:r>
-        <w:rPr>
-          <w:rStyle w:val="VerbatimChar"/>
-        </w:rPr>
-        <w:t xml:space="preserve">        |   +-- reportTaxomomyAction.class.php</w:t>
-      </w:r>
-      <w:r>
-        <w:br/>
-      </w:r>
-      <w:r>
-        <w:rPr>
-          <w:rStyle w:val="VerbatimChar"/>
-        </w:rPr>
-        <w:t xml:space="preserve">        |   +-- reportUpdatesAction.class.php</w:t>
-      </w:r>
-      <w:r>
-        <w:br/>
-      </w:r>
-      <w:r>
-        <w:rPr>
-          <w:rStyle w:val="VerbatimChar"/>
-        </w:rPr>
-        <w:t xml:space="preserve">        |   +-- reportUserAction.class.php</w:t>
-      </w:r>
-      <w:r>
-        <w:br/>
-      </w:r>
-      <w:r>
-        <w:rPr>
-          <w:rStyle w:val="VerbatimChar"/>
-        </w:rPr>
-        <w:t xml:space="preserve">        |   +-- reportsMenuComponent.class.php</w:t>
-      </w:r>
-      <w:r>
-        <w:br/>
-      </w:r>
-      <w:r>
-        <w:rPr>
-          <w:rStyle w:val="VerbatimChar"/>
-        </w:rPr>
-        <w:t xml:space="preserve">        +-- config/</w:t>
-      </w:r>
-      <w:r>
-        <w:br/>
-      </w:r>
-      <w:r>
-        <w:rPr>
-          <w:rStyle w:val="VerbatimChar"/>
-        </w:rPr>
-        <w:t xml:space="preserve">        |   +-- module.yml</w:t>
-      </w:r>
-      <w:r>
-        <w:br/>
-      </w:r>
-      <w:r>
-        <w:rPr>
-          <w:rStyle w:val="VerbatimChar"/>
-        </w:rPr>
-        <w:t xml:space="preserve">        |   +-- security.yml</w:t>
-      </w:r>
-      <w:r>
-        <w:br/>
-      </w:r>
-      <w:r>
-        <w:rPr>
-          <w:rStyle w:val="VerbatimChar"/>
-        </w:rPr>
-        <w:t xml:space="preserve">        |   +-- view.yml</w:t>
-      </w:r>
-      <w:r>
-        <w:br/>
-      </w:r>
-      <w:r>
-        <w:rPr>
-          <w:rStyle w:val="VerbatimChar"/>
-        </w:rPr>
-        <w:t xml:space="preserve">        +-- templates/</w:t>
-      </w:r>
-      <w:r>
-        <w:br/>
-      </w:r>
-      <w:r>
-        <w:rPr>
-          <w:rStyle w:val="VerbatimChar"/>
-        </w:rPr>
-        <w:t xml:space="preserve">            +-- indexSuccess.php</w:t>
-      </w:r>
-      <w:r>
-        <w:br/>
-      </w:r>
-      <w:r>
-        <w:rPr>
-          <w:rStyle w:val="VerbatimChar"/>
-        </w:rPr>
-        <w:t xml:space="preserve">            +-- reportAccessionSuccess.php</w:t>
-      </w:r>
-      <w:r>
-        <w:br/>
-      </w:r>
-      <w:r>
-        <w:rPr>
-          <w:rStyle w:val="VerbatimChar"/>
-        </w:rPr>
-        <w:t xml:space="preserve">            +-- reportAuthorityRecordSuccess.php</w:t>
-      </w:r>
-      <w:r>
-        <w:br/>
-      </w:r>
-      <w:r>
-        <w:rPr>
-          <w:rStyle w:val="VerbatimChar"/>
-        </w:rPr>
-        <w:t xml:space="preserve">            +-- reportDonorSuccess.php</w:t>
-      </w:r>
-      <w:r>
-        <w:br/>
-      </w:r>
-      <w:r>
-        <w:rPr>
-          <w:rStyle w:val="VerbatimChar"/>
-        </w:rPr>
-        <w:t xml:space="preserve">            +-- reportInformationObjectSuccess.php</w:t>
-      </w:r>
-      <w:r>
-        <w:br/>
-      </w:r>
-      <w:r>
-        <w:rPr>
-          <w:rStyle w:val="VerbatimChar"/>
-        </w:rPr>
-        <w:t xml:space="preserve">            +-- reportPhysicalStorageSuccess.php</w:t>
-      </w:r>
-      <w:r>
-        <w:br/>
-      </w:r>
-      <w:r>
-        <w:rPr>
-          <w:rStyle w:val="VerbatimChar"/>
-        </w:rPr>
-        <w:t xml:space="preserve">            +-- reportRepositorySuccess.php</w:t>
-      </w:r>
-      <w:r>
-        <w:br/>
-      </w:r>
-      <w:r>
-        <w:rPr>
-          <w:rStyle w:val="VerbatimChar"/>
-        </w:rPr>
-        <w:t xml:space="preserve">            +-- reportSelectSuccess.php</w:t>
-      </w:r>
-      <w:r>
-        <w:br/>
-      </w:r>
-      <w:r>
-        <w:rPr>
-          <w:rStyle w:val="VerbatimChar"/>
-        </w:rPr>
-        <w:t xml:space="preserve">            +-- reportTaxonomySuccess.php</w:t>
-      </w:r>
-      <w:r>
-        <w:br/>
-      </w:r>
-      <w:r>
-        <w:rPr>
-          <w:rStyle w:val="VerbatimChar"/>
-        </w:rPr>
-        <w:t xml:space="preserve">            +-- reportUpdatesSuccess.php</w:t>
-      </w:r>
-      <w:r>
-        <w:br/>
-      </w:r>
-      <w:r>
-        <w:rPr>
-          <w:rStyle w:val="VerbatimChar"/>
-        </w:rPr>
-        <w:t xml:space="preserve">            +-- reportUserSuccess.php</w:t>
-      </w:r>
-      <w:r>
-        <w:br/>
-      </w:r>
-      <w:r>
-        <w:rPr>
-          <w:rStyle w:val="VerbatimChar"/>
-        </w:rPr>
-        <w:t xml:space="preserve">            +-- _reportsMenu.php</w:t>
-      </w:r>
-      <w:r>
-        <w:br/>
-      </w:r>
-      <w:r>
-        <w:rPr>
-          <w:rStyle w:val="VerbatimChar"/>
-        </w:rPr>
-        <w:t xml:space="preserve">            +-- auditTaxonomySuccess.php</w:t>
-      </w:r>
-      <w:r>
-        <w:br/>
-      </w:r>
-      <w:r>
-        <w:rPr>
-          <w:rStyle w:val="VerbatimChar"/>
-        </w:rPr>
-        <w:t xml:space="preserve">            +-- auditDonorSuccess.php</w:t>
-      </w:r>
-      <w:r>
-        <w:br/>
-      </w:r>
-      <w:r>
-        <w:rPr>
-          <w:rStyle w:val="VerbatimChar"/>
-        </w:rPr>
-        <w:t xml:space="preserve">            +-- auditPhysicalStorageSuccess.php</w:t>
-      </w:r>
-      <w:r>
-        <w:br/>
-      </w:r>
-      <w:r>
-        <w:rPr>
-          <w:rStyle w:val="VerbatimChar"/>
-        </w:rPr>
-        <w:t xml:space="preserve">            +-- auditRepositorySuccess.php</w:t>
-      </w:r>
-      <w:r>
-        <w:br/>
-      </w:r>
-      <w:r>
-        <w:rPr>
-          <w:rStyle w:val="VerbatimChar"/>
-        </w:rPr>
-        <w:t xml:space="preserve">            +-- auditActorSuccess.php</w:t>
-      </w:r>
-      <w:r>
-        <w:br/>
-      </w:r>
-      <w:r>
-        <w:rPr>
-          <w:rStyle w:val="VerbatimChar"/>
-        </w:rPr>
-        <w:t xml:space="preserve">            +-- auditPermissionsSuccess.php</w:t>
-      </w:r>
-      <w:r>
-        <w:br/>
-      </w:r>
-      <w:r>
-        <w:rPr>
-          <w:rStyle w:val="VerbatimChar"/>
-        </w:rPr>
-        <w:t xml:space="preserve">            +-- auditArchivalDescriptionSuccess.php</w:t>
-      </w:r>
-      <w:r>
-        <w:br/>
-      </w:r>
-      <w:r>
-        <w:rPr>
-          <w:rStyle w:val="VerbatimChar"/>
-        </w:rPr>
-        <w:t xml:space="preserve">            +-- browseSuccess.php</w:t>
-      </w:r>
-      <w:r>
-        <w:br/>
-      </w:r>
-      <w:r>
-        <w:rPr>
-          <w:rStyle w:val="VerbatimChar"/>
-        </w:rPr>
-        <w:t xml:space="preserve">            +-- browsePublishSuccess.php</w:t>
-      </w:r>
-      <w:r>
-        <w:br/>
-      </w:r>
-      <w:r>
-        <w:rPr>
-          <w:rStyle w:val="VerbatimChar"/>
-        </w:rPr>
-        <w:t xml:space="preserve">            +-- reportAccessSuccess.php</w:t>
+        <w:t xml:space="preserve">config/</w:t>
+      </w:r>
+      <w:r>
+        <w:t xml:space="preserve">ahgReportsPluginConfiguration.class.php</w:t>
+      </w:r>
+      <w:r>
+        <w:t xml:space="preserve">extension.json</w:t>
+      </w:r>
+      <w:r>
+        <w:t xml:space="preserve">modules/</w:t>
+      </w:r>
+      <w:r>
+        <w:t xml:space="preserve">reports/</w:t>
+      </w:r>
+      <w:r>
+        <w:t xml:space="preserve">actions/</w:t>
+      </w:r>
+      <w:r>
+        <w:t xml:space="preserve">actions.class.php</w:t>
+      </w:r>
+      <w:r>
+        <w:t xml:space="preserve">reportAction.class.php</w:t>
+      </w:r>
+      <w:r>
+        <w:t xml:space="preserve">reportAccessionAction.class.php</w:t>
+      </w:r>
+      <w:r>
+        <w:t xml:space="preserve">reportAuthorityRecordAction.class.php</w:t>
+      </w:r>
+      <w:r>
+        <w:t xml:space="preserve">reportDonorAction.class.php</w:t>
+      </w:r>
+      <w:r>
+        <w:t xml:space="preserve">reportInformationObjectAction.class.php</w:t>
+      </w:r>
+      <w:r>
+        <w:t xml:space="preserve">reportPhysicalStorageAction.class.php</w:t>
+      </w:r>
+      <w:r>
+        <w:t xml:space="preserve">reportRepositoryAction.class.php</w:t>
+      </w:r>
+      <w:r>
+        <w:t xml:space="preserve">reportSelectAction.class.php</w:t>
+      </w:r>
+      <w:r>
+        <w:t xml:space="preserve">reportTaxomomyAction.class.php</w:t>
+      </w:r>
+      <w:r>
+        <w:t xml:space="preserve">reportUpdatesAction.class.php</w:t>
+      </w:r>
+      <w:r>
+        <w:t xml:space="preserve">reportUserAction.class.php</w:t>
+      </w:r>
+      <w:r>
+        <w:t xml:space="preserve">reportsMenuComponent.class.php</w:t>
+      </w:r>
+      <w:r>
+        <w:t xml:space="preserve">config/</w:t>
+      </w:r>
+      <w:r>
+        <w:t xml:space="preserve">module.yml</w:t>
+      </w:r>
+      <w:r>
+        <w:t xml:space="preserve">security.yml</w:t>
+      </w:r>
+      <w:r>
+        <w:t xml:space="preserve">view.yml</w:t>
+      </w:r>
+      <w:r>
+        <w:t xml:space="preserve">templates/</w:t>
+      </w:r>
+      <w:r>
+        <w:t xml:space="preserve">indexSuccess.php</w:t>
+      </w:r>
+      <w:r>
+        <w:t xml:space="preserve">reportAccessionSuccess.php</w:t>
+      </w:r>
+      <w:r>
+        <w:t xml:space="preserve">reportAuthorityRecordSuccess.php</w:t>
+      </w:r>
+      <w:r>
+        <w:t xml:space="preserve">reportDonorSuccess.php</w:t>
+      </w:r>
+      <w:r>
+        <w:t xml:space="preserve">reportInformationObjectSuccess.php</w:t>
+      </w:r>
+      <w:r>
+        <w:t xml:space="preserve">reportPhysicalStorageSuccess.php</w:t>
+      </w:r>
+      <w:r>
+        <w:t xml:space="preserve">reportRepositorySuccess.php</w:t>
+      </w:r>
+      <w:r>
+        <w:t xml:space="preserve">reportSelectSuccess.php</w:t>
+      </w:r>
+      <w:r>
+        <w:t xml:space="preserve">reportTaxonomySuccess.php</w:t>
+      </w:r>
+      <w:r>
+        <w:t xml:space="preserve">reportUpdatesSuccess.php</w:t>
+      </w:r>
+      <w:r>
+        <w:t xml:space="preserve">reportUserSuccess.php</w:t>
+      </w:r>
+      <w:r>
+        <w:t xml:space="preserve">_reportsMenu.php</w:t>
+      </w:r>
+      <w:r>
+        <w:t xml:space="preserve">auditTaxonomySuccess.php</w:t>
+      </w:r>
+      <w:r>
+        <w:t xml:space="preserve">auditDonorSuccess.php</w:t>
+      </w:r>
+      <w:r>
+        <w:t xml:space="preserve">auditPhysicalStorageSuccess.php</w:t>
+      </w:r>
+      <w:r>
+        <w:t xml:space="preserve">auditRepositorySuccess.php</w:t>
+      </w:r>
+      <w:r>
+        <w:t xml:space="preserve">auditActorSuccess.php</w:t>
+      </w:r>
+      <w:r>
+        <w:t xml:space="preserve">auditPermissionsSuccess.php</w:t>
+      </w:r>
+      <w:r>
+        <w:t xml:space="preserve">auditArchivalDescriptionSuccess.php</w:t>
+      </w:r>
+      <w:r>
+        <w:t xml:space="preserve">browseSuccess.php</w:t>
+      </w:r>
+      <w:r>
+        <w:t xml:space="preserve">browsePublishSuccess.php</w:t>
+      </w:r>
+      <w:r>
+        <w:t xml:space="preserve">reportAccessSuccess.php</w:t>
       </w:r>
     </w:p>
     <w:p>
@@ -8031,7 +7448,7 @@
               <w:jc w:val="left"/>
             </w:pPr>
             <w:r>
-              <w:t xml:space="preserve">Spectrum Workflow</w:t>
+              <w:t xml:space="preserve">Collections Procedures Workflow</w:t>
             </w:r>
           </w:p>
         </w:tc>
@@ -9893,7 +9310,7 @@
   <w:docDefaults>
     <w:rPrDefault>
       <w:rPr>
-        <w:rFonts w:ascii="Arial" w:cs="Arial" w:eastAsia="Arial" w:hAnsi="Arial"/>
+        <w:rFonts w:asciiTheme="minorHAnsi" w:cstheme="minorBidi" w:eastAsiaTheme="minorHAnsi" w:hAnsiTheme="minorHAnsi"/>
         <w:sz w:val="24"/>
         <w:szCs w:val="24"/>
         <w:lang w:bidi="ar-SA" w:eastAsia="en-US" w:val="en-US"/>
@@ -9901,7 +9318,7 @@
     </w:rPrDefault>
     <w:pPrDefault>
       <w:pPr>
-        <w:spacing w:after="200" w:line="360" w:lineRule="auto"/>
+        <w:spacing w:after="200"/>
       </w:pPr>
     </w:pPrDefault>
   </w:docDefaults>
@@ -10654,7 +10071,7 @@
     </a:clrScheme>
     <a:fontScheme name="Office">
       <a:majorFont>
-        <a:latin typeface="Arial"/>
+        <a:latin typeface="Calibri"/>
         <a:ea typeface=""/>
         <a:cs typeface=""/>
         <a:font script="Jpan" typeface="ＭＳ ゴシック"/>
@@ -10688,7 +10105,7 @@
         <a:font script="Uigh" typeface="Microsoft Uighur"/>
       </a:majorFont>
       <a:minorFont>
-        <a:latin typeface="Arial"/>
+        <a:latin typeface="Cambria"/>
         <a:ea typeface=""/>
         <a:cs typeface=""/>
         <a:font script="Jpan" typeface="ＭＳ 明朝"/>
